--- a/reports/Chartering Report.docx
+++ b/reports/Chartering Report.docx
@@ -1,6 +1,6 @@
 
 <file path=word/document.xml><?xml version="1.0" encoding="utf-8"?>
-<w:document xmlns:wpc="http://schemas.microsoft.com/office/word/2010/wordprocessingCanvas" xmlns:cx="http://schemas.microsoft.com/office/drawing/2014/chartex" xmlns:cx1="http://schemas.microsoft.com/office/drawing/2015/9/8/chartex" xmlns:cx2="http://schemas.microsoft.com/office/drawing/2015/10/21/chartex" xmlns:cx3="http://schemas.microsoft.com/office/drawing/2016/5/9/chartex" xmlns:cx4="http://schemas.microsoft.com/office/drawing/2016/5/10/chartex" xmlns:cx5="http://schemas.microsoft.com/office/drawing/2016/5/11/chartex" xmlns:cx6="http://schemas.microsoft.com/office/drawing/2016/5/12/chartex" xmlns:cx7="http://schemas.microsoft.com/office/drawing/2016/5/13/chartex" xmlns:cx8="http://schemas.microsoft.com/office/drawing/2016/5/14/chartex" xmlns:mc="http://schemas.openxmlformats.org/markup-compatibility/2006" xmlns:aink="http://schemas.microsoft.com/office/drawing/2016/ink" xmlns:am3d="http://schemas.microsoft.com/office/drawing/2017/model3d" xmlns:o="urn:schemas-microsoft-com:office:office" xmlns:oel="http://schemas.microsoft.com/office/2019/extlst" xmlns:r="http://schemas.openxmlformats.org/officeDocument/2006/relationships" xmlns:m="http://schemas.openxmlformats.org/officeDocument/2006/math" xmlns:v="urn:schemas-microsoft-com:vml" xmlns:wp14="http://schemas.microsoft.com/office/word/2010/wordprocessingDrawing" xmlns:wp="http://schemas.openxmlformats.org/drawingml/2006/wordprocessingDrawing" xmlns:w10="urn:schemas-microsoft-com:office:word" xmlns:w="http://schemas.openxmlformats.org/wordprocessingml/2006/main" xmlns:w14="http://schemas.microsoft.com/office/word/2010/wordml" xmlns:w15="http://schemas.microsoft.com/office/word/2012/wordml" xmlns:w16cex="http://schemas.microsoft.com/office/word/2018/wordml/cex" xmlns:w16cid="http://schemas.microsoft.com/office/word/2016/wordml/cid" xmlns:w16="http://schemas.microsoft.com/office/word/2018/wordml" xmlns:w16du="http://schemas.microsoft.com/office/word/2023/wordml/word16du" xmlns:w16sdtdh="http://schemas.microsoft.com/office/word/2020/wordml/sdtdatahash" xmlns:w16sdtfl="http://schemas.microsoft.com/office/word/2024/wordml/sdtformatlock" xmlns:w16se="http://schemas.microsoft.com/office/word/2015/wordml/symex" xmlns:wpg="http://schemas.microsoft.com/office/word/2010/wordprocessingGroup" xmlns:wpi="http://schemas.microsoft.com/office/word/2010/wordprocessingInk" xmlns:wne="http://schemas.microsoft.com/office/word/2006/wordml" xmlns:wps="http://schemas.microsoft.com/office/word/2010/wordprocessingShape" mc:Ignorable="w14 w15 w16se w16cid w16 w16cex w16sdtdh w16sdtfl w16du wp14">
+<w:document xmlns:wpc="http://schemas.microsoft.com/office/word/2010/wordprocessingCanvas" xmlns:cx="http://schemas.microsoft.com/office/drawing/2014/chartex" xmlns:cx1="http://schemas.microsoft.com/office/drawing/2015/9/8/chartex" xmlns:cx2="http://schemas.microsoft.com/office/drawing/2015/10/21/chartex" xmlns:cx3="http://schemas.microsoft.com/office/drawing/2016/5/9/chartex" xmlns:cx4="http://schemas.microsoft.com/office/drawing/2016/5/10/chartex" xmlns:cx5="http://schemas.microsoft.com/office/drawing/2016/5/11/chartex" xmlns:cx6="http://schemas.microsoft.com/office/drawing/2016/5/12/chartex" xmlns:cx7="http://schemas.microsoft.com/office/drawing/2016/5/13/chartex" xmlns:cx8="http://schemas.microsoft.com/office/drawing/2016/5/14/chartex" xmlns:mc="http://schemas.openxmlformats.org/markup-compatibility/2006" xmlns:aink="http://schemas.microsoft.com/office/drawing/2016/ink" xmlns:am3d="http://schemas.microsoft.com/office/drawing/2017/model3d" xmlns:o="urn:schemas-microsoft-com:office:office" xmlns:oel="http://schemas.microsoft.com/office/2019/extlst" xmlns:r="http://schemas.openxmlformats.org/officeDocument/2006/relationships" xmlns:m="http://schemas.openxmlformats.org/officeDocument/2006/math" xmlns:v="urn:schemas-microsoft-com:vml" xmlns:wp14="http://schemas.microsoft.com/office/word/2010/wordprocessingDrawing" xmlns:wp="http://schemas.openxmlformats.org/drawingml/2006/wordprocessingDrawing" xmlns:w10="urn:schemas-microsoft-com:office:word" xmlns:w="http://schemas.openxmlformats.org/wordprocessingml/2006/main" xmlns:w14="http://schemas.microsoft.com/office/word/2010/wordml" xmlns:w15="http://schemas.microsoft.com/office/word/2012/wordml" xmlns:w16cex="http://schemas.microsoft.com/office/word/2018/wordml/cex" xmlns:w16cid="http://schemas.microsoft.com/office/word/2016/wordml/cid" xmlns:w16="http://schemas.microsoft.com/office/word/2018/wordml" xmlns:w16sdtdh="http://schemas.microsoft.com/office/word/2020/wordml/sdtdatahash" xmlns:w16se="http://schemas.microsoft.com/office/word/2015/wordml/symex" xmlns:wpg="http://schemas.microsoft.com/office/word/2010/wordprocessingGroup" xmlns:wpi="http://schemas.microsoft.com/office/word/2010/wordprocessingInk" xmlns:wne="http://schemas.microsoft.com/office/word/2006/wordml" xmlns:wps="http://schemas.microsoft.com/office/word/2010/wordprocessingShape" mc:Ignorable="w14 w15 w16se w16cid w16 w16cex w16sdtdh wp14">
   <w:body>
     <w:p>
       <w:pPr>
@@ -324,8 +324,19 @@
             <w:pPr>
               <w:jc w:val="center"/>
             </w:pPr>
+            <w:proofErr w:type="spellStart"/>
             <w:r>
-              <w:t>Manuel Orta Pérez</w:t>
+              <w:t>Orta</w:t>
+            </w:r>
+            <w:proofErr w:type="spellEnd"/>
+            <w:r>
+              <w:t xml:space="preserve"> Pérez</w:t>
+            </w:r>
+            <w:r>
+              <w:t xml:space="preserve">, </w:t>
+            </w:r>
+            <w:r>
+              <w:t>Manuel</w:t>
             </w:r>
           </w:p>
         </w:tc>
@@ -378,6 +389,12 @@
             <w:pPr>
               <w:jc w:val="center"/>
             </w:pPr>
+            <w:r>
+              <w:t>Lavado Corredera</w:t>
+            </w:r>
+            <w:r>
+              <w:t>, Manuel</w:t>
+            </w:r>
           </w:p>
         </w:tc>
         <w:tc>
@@ -388,6 +405,9 @@
             <w:pPr>
               <w:jc w:val="center"/>
             </w:pPr>
+            <w:r>
+              <w:t>Developer</w:t>
+            </w:r>
           </w:p>
         </w:tc>
         <w:tc>
@@ -398,6 +418,12 @@
             <w:pPr>
               <w:jc w:val="center"/>
             </w:pPr>
+            <w:r>
+              <w:t>manlavcor@alum.us</w:t>
+            </w:r>
+            <w:r>
+              <w:t>.es</w:t>
+            </w:r>
           </w:p>
         </w:tc>
         <w:tc>
@@ -408,6 +434,11 @@
             <w:pPr>
               <w:jc w:val="center"/>
             </w:pPr>
+            <w:proofErr w:type="spellStart"/>
+            <w:r>
+              <w:t>manlavcor</w:t>
+            </w:r>
+            <w:proofErr w:type="spellEnd"/>
           </w:p>
         </w:tc>
       </w:tr>
@@ -557,7 +588,6 @@
         <w:jc w:val="both"/>
       </w:pPr>
       <w:r>
-        <w:lastRenderedPageBreak/>
         <w:t>Commitment Statement</w:t>
       </w:r>
     </w:p>
@@ -915,7 +945,6 @@
           <w:b/>
           <w:bCs/>
         </w:rPr>
-        <w:lastRenderedPageBreak/>
         <w:t>Timeliness and Attendance</w:t>
       </w:r>
     </w:p>
@@ -1201,7 +1230,6 @@
     </w:p>
     <w:p>
       <w:r>
-        <w:lastRenderedPageBreak/>
         <w:t xml:space="preserve">A fired student </w:t>
       </w:r>
       <w:r>
@@ -1235,20 +1263,32 @@
       </w:pPr>
       <w:r>
         <w:rPr>
+          <w:b/>
+          <w:bCs/>
+        </w:rPr>
+        <w:t>Signed by all workgroup members:</w:t>
+      </w:r>
+    </w:p>
+    <w:p>
+      <w:pPr>
+        <w:jc w:val="both"/>
+      </w:pPr>
+      <w:r>
+        <w:rPr>
           <w:noProof/>
           <w:lang w:val="es-ES"/>
         </w:rPr>
         <w:drawing>
-          <wp:anchor distT="0" distB="0" distL="114300" distR="114300" simplePos="0" relativeHeight="251658240" behindDoc="0" locked="0" layoutInCell="1" allowOverlap="1" wp14:anchorId="673CF76B" wp14:editId="5CF95382">
+          <wp:anchor distT="0" distB="0" distL="114300" distR="114300" simplePos="0" relativeHeight="251658240" behindDoc="0" locked="0" layoutInCell="1" allowOverlap="1" wp14:anchorId="673CF76B" wp14:editId="2A0AE6A7">
             <wp:simplePos x="0" y="0"/>
-            <wp:positionH relativeFrom="column">
-              <wp:posOffset>4272915</wp:posOffset>
+            <wp:positionH relativeFrom="margin">
+              <wp:posOffset>4260850</wp:posOffset>
             </wp:positionH>
             <wp:positionV relativeFrom="paragraph">
-              <wp:posOffset>234315</wp:posOffset>
+              <wp:posOffset>20320</wp:posOffset>
             </wp:positionV>
-            <wp:extent cx="1292225" cy="892175"/>
-            <wp:effectExtent l="0" t="0" r="3175" b="3175"/>
+            <wp:extent cx="1131570" cy="783590"/>
+            <wp:effectExtent l="0" t="0" r="0" b="0"/>
             <wp:wrapNone/>
             <wp:docPr id="2125560178" name="Imagen 1" descr="Dibujo en fondo blanco&#10;&#10;El contenido generado por IA puede ser incorrecto."/>
             <wp:cNvGraphicFramePr>
@@ -1261,7 +1301,7 @@
                     <pic:cNvPr id="2125560178" name="Imagen 1" descr="Dibujo en fondo blanco&#10;&#10;El contenido generado por IA puede ser incorrecto."/>
                     <pic:cNvPicPr/>
                   </pic:nvPicPr>
-                  <pic:blipFill>
+                  <pic:blipFill rotWithShape="1">
                     <a:blip r:embed="rId8" cstate="print">
                       <a:extLst>
                         <a:ext uri="{28A0092B-C50C-407E-A947-70E740481C1C}">
@@ -1269,18 +1309,25 @@
                         </a:ext>
                       </a:extLst>
                     </a:blip>
-                    <a:stretch>
-                      <a:fillRect/>
-                    </a:stretch>
+                    <a:srcRect l="7583" t="7323" r="4809" b="4828"/>
+                    <a:stretch/>
                   </pic:blipFill>
-                  <pic:spPr>
+                  <pic:spPr bwMode="auto">
                     <a:xfrm>
                       <a:off x="0" y="0"/>
-                      <a:ext cx="1292225" cy="892175"/>
+                      <a:ext cx="1131570" cy="783590"/>
                     </a:xfrm>
                     <a:prstGeom prst="rect">
                       <a:avLst/>
                     </a:prstGeom>
+                    <a:ln>
+                      <a:noFill/>
+                    </a:ln>
+                    <a:extLst>
+                      <a:ext uri="{53640926-AAD7-44D8-BBD7-CCE9431645EC}">
+                        <a14:shadowObscured xmlns:a14="http://schemas.microsoft.com/office/drawing/2010/main"/>
+                      </a:ext>
+                    </a:extLst>
                   </pic:spPr>
                 </pic:pic>
               </a:graphicData>
@@ -1294,18 +1341,6 @@
           </wp:anchor>
         </w:drawing>
       </w:r>
-      <w:r>
-        <w:rPr>
-          <w:b/>
-          <w:bCs/>
-        </w:rPr>
-        <w:t>Signed by all workgroup members:</w:t>
-      </w:r>
-    </w:p>
-    <w:p>
-      <w:pPr>
-        <w:jc w:val="both"/>
-      </w:pPr>
     </w:p>
     <w:p>
       <w:pPr>
@@ -1343,17 +1378,17 @@
           <w:lang w:val="es-ES"/>
         </w:rPr>
         <w:drawing>
-          <wp:anchor distT="0" distB="0" distL="114300" distR="114300" simplePos="0" relativeHeight="251659264" behindDoc="0" locked="0" layoutInCell="1" allowOverlap="1" wp14:anchorId="78230EB4" wp14:editId="0C9C7076">
+          <wp:anchor distT="0" distB="0" distL="114300" distR="114300" simplePos="0" relativeHeight="251659264" behindDoc="0" locked="0" layoutInCell="1" allowOverlap="1" wp14:anchorId="78230EB4" wp14:editId="3A7DF5A6">
             <wp:simplePos x="0" y="0"/>
-            <wp:positionH relativeFrom="column">
-              <wp:posOffset>4291965</wp:posOffset>
+            <wp:positionH relativeFrom="margin">
+              <wp:align>right</wp:align>
             </wp:positionH>
             <wp:positionV relativeFrom="paragraph">
-              <wp:posOffset>146685</wp:posOffset>
+              <wp:posOffset>35560</wp:posOffset>
             </wp:positionV>
             <wp:extent cx="1211580" cy="814070"/>
             <wp:effectExtent l="0" t="0" r="7620" b="5080"/>
-            <wp:wrapSquare wrapText="bothSides"/>
+            <wp:wrapNone/>
             <wp:docPr id="1746392134" name="Imagen 3"/>
             <wp:cNvGraphicFramePr>
               <a:graphicFrameLocks xmlns:a="http://schemas.openxmlformats.org/drawingml/2006/main" noChangeAspect="1"/>
@@ -1438,77 +1473,23 @@
           <w:lang w:val="es-ES"/>
         </w:rPr>
       </w:pPr>
-    </w:p>
-    <w:p>
-      <w:pPr>
-        <w:numPr>
-          <w:ilvl w:val="0"/>
-          <w:numId w:val="14"/>
-        </w:numPr>
-        <w:rPr>
-          <w:lang w:val="es-ES"/>
-        </w:rPr>
-      </w:pPr>
-      <w:r>
-        <w:rPr>
-          <w:lang w:val="es-ES"/>
-        </w:rPr>
-        <w:t xml:space="preserve">Manuel Orta </w:t>
-      </w:r>
-      <w:proofErr w:type="spellStart"/>
-      <w:r>
-        <w:rPr>
-          <w:lang w:val="es-ES"/>
-        </w:rPr>
-        <w:t>Perez</w:t>
-      </w:r>
-      <w:proofErr w:type="spellEnd"/>
-      <w:r>
-        <w:rPr>
-          <w:lang w:val="es-ES"/>
-        </w:rPr>
-        <w:tab/>
-      </w:r>
-      <w:r>
-        <w:rPr>
-          <w:lang w:val="es-ES"/>
-        </w:rPr>
-        <w:tab/>
-      </w:r>
-      <w:r>
-        <w:rPr>
-          <w:lang w:val="es-ES"/>
-        </w:rPr>
-        <w:tab/>
-      </w:r>
-      <w:r>
-        <w:rPr>
-          <w:lang w:val="es-ES"/>
-        </w:rPr>
-        <w:tab/>
-      </w:r>
-      <w:r>
-        <w:rPr>
-          <w:lang w:val="es-ES"/>
-        </w:rPr>
-        <w:tab/>
-      </w:r>
-      <w:r>
-        <w:rPr>
-          <w:lang w:val="es-ES"/>
-        </w:rPr>
-        <w:tab/>
-        <w:t xml:space="preserve">  </w:t>
-      </w:r>
       <w:r>
         <w:rPr>
           <w:noProof/>
           <w:lang w:val="es-ES"/>
         </w:rPr>
         <w:drawing>
-          <wp:inline distT="0" distB="0" distL="0" distR="0" wp14:anchorId="01D9980E" wp14:editId="0F27FEE3">
-            <wp:extent cx="1203916" cy="759809"/>
-            <wp:effectExtent l="0" t="0" r="0" b="2540"/>
+          <wp:anchor distT="0" distB="0" distL="114300" distR="114300" simplePos="0" relativeHeight="251660288" behindDoc="0" locked="0" layoutInCell="1" allowOverlap="1" wp14:anchorId="01D9980E" wp14:editId="3FA1C159">
+            <wp:simplePos x="0" y="0"/>
+            <wp:positionH relativeFrom="margin">
+              <wp:align>right</wp:align>
+            </wp:positionH>
+            <wp:positionV relativeFrom="paragraph">
+              <wp:posOffset>55880</wp:posOffset>
+            </wp:positionV>
+            <wp:extent cx="1095828" cy="664028"/>
+            <wp:effectExtent l="0" t="0" r="0" b="3175"/>
+            <wp:wrapNone/>
             <wp:docPr id="1529608128" name="Imagen 1" descr="Imagen en blanco y negro&#10;&#10;El contenido generado por IA puede ser incorrecto."/>
             <wp:cNvGraphicFramePr>
               <a:graphicFrameLocks xmlns:a="http://schemas.openxmlformats.org/drawingml/2006/main" noChangeAspect="1"/>
@@ -1520,8 +1501,153 @@
                     <pic:cNvPr id="1529608128" name="Imagen 1" descr="Imagen en blanco y negro&#10;&#10;El contenido generado por IA puede ser incorrecto."/>
                     <pic:cNvPicPr/>
                   </pic:nvPicPr>
+                  <pic:blipFill rotWithShape="1">
+                    <a:blip r:embed="rId10" cstate="print">
+                      <a:extLst>
+                        <a:ext uri="{28A0092B-C50C-407E-A947-70E740481C1C}">
+                          <a14:useLocalDpi xmlns:a14="http://schemas.microsoft.com/office/drawing/2010/main" val="0"/>
+                        </a:ext>
+                      </a:extLst>
+                    </a:blip>
+                    <a:srcRect r="8934" b="12566"/>
+                    <a:stretch/>
+                  </pic:blipFill>
+                  <pic:spPr bwMode="auto">
+                    <a:xfrm>
+                      <a:off x="0" y="0"/>
+                      <a:ext cx="1095828" cy="664028"/>
+                    </a:xfrm>
+                    <a:prstGeom prst="rect">
+                      <a:avLst/>
+                    </a:prstGeom>
+                    <a:ln>
+                      <a:noFill/>
+                    </a:ln>
+                    <a:extLst>
+                      <a:ext uri="{53640926-AAD7-44D8-BBD7-CCE9431645EC}">
+                        <a14:shadowObscured xmlns:a14="http://schemas.microsoft.com/office/drawing/2010/main"/>
+                      </a:ext>
+                    </a:extLst>
+                  </pic:spPr>
+                </pic:pic>
+              </a:graphicData>
+            </a:graphic>
+            <wp14:sizeRelH relativeFrom="margin">
+              <wp14:pctWidth>0</wp14:pctWidth>
+            </wp14:sizeRelH>
+            <wp14:sizeRelV relativeFrom="margin">
+              <wp14:pctHeight>0</wp14:pctHeight>
+            </wp14:sizeRelV>
+          </wp:anchor>
+        </w:drawing>
+      </w:r>
+    </w:p>
+    <w:p>
+      <w:pPr>
+        <w:numPr>
+          <w:ilvl w:val="0"/>
+          <w:numId w:val="14"/>
+        </w:numPr>
+        <w:rPr>
+          <w:lang w:val="es-ES"/>
+        </w:rPr>
+      </w:pPr>
+      <w:r>
+        <w:rPr>
+          <w:lang w:val="es-ES"/>
+        </w:rPr>
+        <w:t xml:space="preserve">Orta </w:t>
+      </w:r>
+      <w:proofErr w:type="spellStart"/>
+      <w:r>
+        <w:rPr>
+          <w:lang w:val="es-ES"/>
+        </w:rPr>
+        <w:t>Perez</w:t>
+      </w:r>
+      <w:proofErr w:type="spellEnd"/>
+      <w:r>
+        <w:rPr>
+          <w:lang w:val="es-ES"/>
+        </w:rPr>
+        <w:t xml:space="preserve"> Manuel</w:t>
+      </w:r>
+      <w:r>
+        <w:rPr>
+          <w:lang w:val="es-ES"/>
+        </w:rPr>
+        <w:tab/>
+      </w:r>
+      <w:r>
+        <w:rPr>
+          <w:lang w:val="es-ES"/>
+        </w:rPr>
+        <w:tab/>
+      </w:r>
+      <w:r>
+        <w:rPr>
+          <w:lang w:val="es-ES"/>
+        </w:rPr>
+        <w:tab/>
+      </w:r>
+      <w:r>
+        <w:rPr>
+          <w:lang w:val="es-ES"/>
+        </w:rPr>
+        <w:tab/>
+      </w:r>
+      <w:r>
+        <w:rPr>
+          <w:lang w:val="es-ES"/>
+        </w:rPr>
+        <w:tab/>
+        <w:t xml:space="preserve">  </w:t>
+      </w:r>
+    </w:p>
+    <w:p>
+      <w:pPr>
+        <w:ind w:left="720"/>
+        <w:rPr>
+          <w:lang w:val="es-ES"/>
+        </w:rPr>
+      </w:pPr>
+    </w:p>
+    <w:p>
+      <w:pPr>
+        <w:ind w:left="720"/>
+        <w:rPr>
+          <w:lang w:val="es-ES"/>
+        </w:rPr>
+      </w:pPr>
+      <w:r>
+        <w:rPr>
+          <w:lang w:val="es-ES"/>
+        </w:rPr>
+        <w:drawing>
+          <wp:anchor distT="0" distB="0" distL="114300" distR="114300" simplePos="0" relativeHeight="251661312" behindDoc="0" locked="0" layoutInCell="1" allowOverlap="1" wp14:anchorId="2CEF19CC" wp14:editId="7F3F6F67">
+            <wp:simplePos x="0" y="0"/>
+            <wp:positionH relativeFrom="column">
+              <wp:posOffset>4216127</wp:posOffset>
+            </wp:positionH>
+            <wp:positionV relativeFrom="paragraph">
+              <wp:posOffset>17417</wp:posOffset>
+            </wp:positionV>
+            <wp:extent cx="982980" cy="723942"/>
+            <wp:effectExtent l="0" t="0" r="7620" b="0"/>
+            <wp:wrapNone/>
+            <wp:docPr id="1" name="Imagen 1"/>
+            <wp:cNvGraphicFramePr>
+              <a:graphicFrameLocks xmlns:a="http://schemas.openxmlformats.org/drawingml/2006/main" noChangeAspect="1"/>
+            </wp:cNvGraphicFramePr>
+            <a:graphic xmlns:a="http://schemas.openxmlformats.org/drawingml/2006/main">
+              <a:graphicData uri="http://schemas.openxmlformats.org/drawingml/2006/picture">
+                <pic:pic xmlns:pic="http://schemas.openxmlformats.org/drawingml/2006/picture">
+                  <pic:nvPicPr>
+                    <pic:cNvPr id="1" name=""/>
+                    <pic:cNvPicPr/>
+                  </pic:nvPicPr>
                   <pic:blipFill>
-                    <a:blip r:embed="rId10" cstate="print">
+                    <a:blip r:embed="rId11" cstate="print">
                       <a:extLst>
                         <a:ext uri="{28A0092B-C50C-407E-A947-70E740481C1C}">
                           <a14:useLocalDpi xmlns:a14="http://schemas.microsoft.com/office/drawing/2010/main" val="0"/>
@@ -1535,7 +1661,7 @@
                   <pic:spPr>
                     <a:xfrm>
                       <a:off x="0" y="0"/>
-                      <a:ext cx="1216267" cy="767604"/>
+                      <a:ext cx="982980" cy="723942"/>
                     </a:xfrm>
                     <a:prstGeom prst="rect">
                       <a:avLst/>
@@ -1544,25 +1670,15 @@
                 </pic:pic>
               </a:graphicData>
             </a:graphic>
-          </wp:inline>
+            <wp14:sizeRelH relativeFrom="margin">
+              <wp14:pctWidth>0</wp14:pctWidth>
+            </wp14:sizeRelH>
+            <wp14:sizeRelV relativeFrom="margin">
+              <wp14:pctHeight>0</wp14:pctHeight>
+            </wp14:sizeRelV>
+          </wp:anchor>
         </w:drawing>
       </w:r>
-    </w:p>
-    <w:p>
-      <w:pPr>
-        <w:ind w:left="720"/>
-        <w:rPr>
-          <w:lang w:val="es-ES"/>
-        </w:rPr>
-      </w:pPr>
-    </w:p>
-    <w:p>
-      <w:pPr>
-        <w:ind w:left="720"/>
-        <w:rPr>
-          <w:lang w:val="es-ES"/>
-        </w:rPr>
-      </w:pPr>
     </w:p>
     <w:p>
       <w:pPr>
@@ -1574,6 +1690,18 @@
           <w:lang w:val="es-ES"/>
         </w:rPr>
       </w:pPr>
+      <w:r>
+        <w:rPr>
+          <w:lang w:val="es-ES"/>
+        </w:rPr>
+        <w:t>Lavado Corredera Manuel</w:t>
+      </w:r>
+      <w:r>
+        <w:rPr>
+          <w:noProof/>
+        </w:rPr>
+        <w:t xml:space="preserve"> </w:t>
+      </w:r>
     </w:p>
     <w:p>
       <w:pPr>
@@ -1640,8 +1768,8 @@
     </w:p>
     <w:p/>
     <w:sectPr>
-      <w:headerReference w:type="default" r:id="rId11"/>
-      <w:footerReference w:type="default" r:id="rId12"/>
+      <w:headerReference w:type="default" r:id="rId12"/>
+      <w:footerReference w:type="default" r:id="rId13"/>
       <w:pgSz w:w="11906" w:h="16838"/>
       <w:pgMar w:top="1417" w:right="1701" w:bottom="1417" w:left="1701" w:header="708" w:footer="708" w:gutter="0"/>
       <w:cols w:space="708"/>
@@ -1652,7 +1780,7 @@
 </file>
 
 <file path=word/endnotes.xml><?xml version="1.0" encoding="utf-8"?>
-<w:endnotes xmlns:wpc="http://schemas.microsoft.com/office/word/2010/wordprocessingCanvas" xmlns:cx="http://schemas.microsoft.com/office/drawing/2014/chartex" xmlns:cx1="http://schemas.microsoft.com/office/drawing/2015/9/8/chartex" xmlns:cx2="http://schemas.microsoft.com/office/drawing/2015/10/21/chartex" xmlns:cx3="http://schemas.microsoft.com/office/drawing/2016/5/9/chartex" xmlns:cx4="http://schemas.microsoft.com/office/drawing/2016/5/10/chartex" xmlns:cx5="http://schemas.microsoft.com/office/drawing/2016/5/11/chartex" xmlns:cx6="http://schemas.microsoft.com/office/drawing/2016/5/12/chartex" xmlns:cx7="http://schemas.microsoft.com/office/drawing/2016/5/13/chartex" xmlns:cx8="http://schemas.microsoft.com/office/drawing/2016/5/14/chartex" xmlns:mc="http://schemas.openxmlformats.org/markup-compatibility/2006" xmlns:aink="http://schemas.microsoft.com/office/drawing/2016/ink" xmlns:am3d="http://schemas.microsoft.com/office/drawing/2017/model3d" xmlns:o="urn:schemas-microsoft-com:office:office" xmlns:oel="http://schemas.microsoft.com/office/2019/extlst" xmlns:r="http://schemas.openxmlformats.org/officeDocument/2006/relationships" xmlns:m="http://schemas.openxmlformats.org/officeDocument/2006/math" xmlns:v="urn:schemas-microsoft-com:vml" xmlns:wp14="http://schemas.microsoft.com/office/word/2010/wordprocessingDrawing" xmlns:wp="http://schemas.openxmlformats.org/drawingml/2006/wordprocessingDrawing" xmlns:w10="urn:schemas-microsoft-com:office:word" xmlns:w="http://schemas.openxmlformats.org/wordprocessingml/2006/main" xmlns:w14="http://schemas.microsoft.com/office/word/2010/wordml" xmlns:w15="http://schemas.microsoft.com/office/word/2012/wordml" xmlns:w16cex="http://schemas.microsoft.com/office/word/2018/wordml/cex" xmlns:w16cid="http://schemas.microsoft.com/office/word/2016/wordml/cid" xmlns:w16="http://schemas.microsoft.com/office/word/2018/wordml" xmlns:w16du="http://schemas.microsoft.com/office/word/2023/wordml/word16du" xmlns:w16sdtdh="http://schemas.microsoft.com/office/word/2020/wordml/sdtdatahash" xmlns:w16sdtfl="http://schemas.microsoft.com/office/word/2024/wordml/sdtformatlock" xmlns:w16se="http://schemas.microsoft.com/office/word/2015/wordml/symex" xmlns:wpg="http://schemas.microsoft.com/office/word/2010/wordprocessingGroup" xmlns:wpi="http://schemas.microsoft.com/office/word/2010/wordprocessingInk" xmlns:wne="http://schemas.microsoft.com/office/word/2006/wordml" xmlns:wps="http://schemas.microsoft.com/office/word/2010/wordprocessingShape" mc:Ignorable="w14 w15 w16se w16cid w16 w16cex w16sdtdh w16sdtfl w16du wp14">
+<w:endnotes xmlns:wpc="http://schemas.microsoft.com/office/word/2010/wordprocessingCanvas" xmlns:cx="http://schemas.microsoft.com/office/drawing/2014/chartex" xmlns:cx1="http://schemas.microsoft.com/office/drawing/2015/9/8/chartex" xmlns:cx2="http://schemas.microsoft.com/office/drawing/2015/10/21/chartex" xmlns:cx3="http://schemas.microsoft.com/office/drawing/2016/5/9/chartex" xmlns:cx4="http://schemas.microsoft.com/office/drawing/2016/5/10/chartex" xmlns:cx5="http://schemas.microsoft.com/office/drawing/2016/5/11/chartex" xmlns:cx6="http://schemas.microsoft.com/office/drawing/2016/5/12/chartex" xmlns:cx7="http://schemas.microsoft.com/office/drawing/2016/5/13/chartex" xmlns:cx8="http://schemas.microsoft.com/office/drawing/2016/5/14/chartex" xmlns:mc="http://schemas.openxmlformats.org/markup-compatibility/2006" xmlns:aink="http://schemas.microsoft.com/office/drawing/2016/ink" xmlns:am3d="http://schemas.microsoft.com/office/drawing/2017/model3d" xmlns:o="urn:schemas-microsoft-com:office:office" xmlns:oel="http://schemas.microsoft.com/office/2019/extlst" xmlns:r="http://schemas.openxmlformats.org/officeDocument/2006/relationships" xmlns:m="http://schemas.openxmlformats.org/officeDocument/2006/math" xmlns:v="urn:schemas-microsoft-com:vml" xmlns:wp14="http://schemas.microsoft.com/office/word/2010/wordprocessingDrawing" xmlns:wp="http://schemas.openxmlformats.org/drawingml/2006/wordprocessingDrawing" xmlns:w10="urn:schemas-microsoft-com:office:word" xmlns:w="http://schemas.openxmlformats.org/wordprocessingml/2006/main" xmlns:w14="http://schemas.microsoft.com/office/word/2010/wordml" xmlns:w15="http://schemas.microsoft.com/office/word/2012/wordml" xmlns:w16cex="http://schemas.microsoft.com/office/word/2018/wordml/cex" xmlns:w16cid="http://schemas.microsoft.com/office/word/2016/wordml/cid" xmlns:w16="http://schemas.microsoft.com/office/word/2018/wordml" xmlns:w16sdtdh="http://schemas.microsoft.com/office/word/2020/wordml/sdtdatahash" xmlns:w16se="http://schemas.microsoft.com/office/word/2015/wordml/symex" xmlns:wpg="http://schemas.microsoft.com/office/word/2010/wordprocessingGroup" xmlns:wpi="http://schemas.microsoft.com/office/word/2010/wordprocessingInk" xmlns:wne="http://schemas.microsoft.com/office/word/2006/wordml" xmlns:wps="http://schemas.microsoft.com/office/word/2010/wordprocessingShape" mc:Ignorable="w14 w15 w16se w16cid w16 w16cex w16sdtdh wp14">
   <w:endnote w:type="separator" w:id="-1">
     <w:p>
       <w:pPr>
@@ -1677,7 +1805,7 @@
 </file>
 
 <file path=word/footer1.xml><?xml version="1.0" encoding="utf-8"?>
-<w:ftr xmlns:wpc="http://schemas.microsoft.com/office/word/2010/wordprocessingCanvas" xmlns:cx="http://schemas.microsoft.com/office/drawing/2014/chartex" xmlns:cx1="http://schemas.microsoft.com/office/drawing/2015/9/8/chartex" xmlns:cx2="http://schemas.microsoft.com/office/drawing/2015/10/21/chartex" xmlns:cx3="http://schemas.microsoft.com/office/drawing/2016/5/9/chartex" xmlns:cx4="http://schemas.microsoft.com/office/drawing/2016/5/10/chartex" xmlns:cx5="http://schemas.microsoft.com/office/drawing/2016/5/11/chartex" xmlns:cx6="http://schemas.microsoft.com/office/drawing/2016/5/12/chartex" xmlns:cx7="http://schemas.microsoft.com/office/drawing/2016/5/13/chartex" xmlns:cx8="http://schemas.microsoft.com/office/drawing/2016/5/14/chartex" xmlns:mc="http://schemas.openxmlformats.org/markup-compatibility/2006" xmlns:aink="http://schemas.microsoft.com/office/drawing/2016/ink" xmlns:am3d="http://schemas.microsoft.com/office/drawing/2017/model3d" xmlns:o="urn:schemas-microsoft-com:office:office" xmlns:oel="http://schemas.microsoft.com/office/2019/extlst" xmlns:r="http://schemas.openxmlformats.org/officeDocument/2006/relationships" xmlns:m="http://schemas.openxmlformats.org/officeDocument/2006/math" xmlns:v="urn:schemas-microsoft-com:vml" xmlns:wp14="http://schemas.microsoft.com/office/word/2010/wordprocessingDrawing" xmlns:wp="http://schemas.openxmlformats.org/drawingml/2006/wordprocessingDrawing" xmlns:w10="urn:schemas-microsoft-com:office:word" xmlns:w="http://schemas.openxmlformats.org/wordprocessingml/2006/main" xmlns:w14="http://schemas.microsoft.com/office/word/2010/wordml" xmlns:w15="http://schemas.microsoft.com/office/word/2012/wordml" xmlns:w16cex="http://schemas.microsoft.com/office/word/2018/wordml/cex" xmlns:w16cid="http://schemas.microsoft.com/office/word/2016/wordml/cid" xmlns:w16="http://schemas.microsoft.com/office/word/2018/wordml" xmlns:w16du="http://schemas.microsoft.com/office/word/2023/wordml/word16du" xmlns:w16sdtdh="http://schemas.microsoft.com/office/word/2020/wordml/sdtdatahash" xmlns:w16sdtfl="http://schemas.microsoft.com/office/word/2024/wordml/sdtformatlock" xmlns:w16se="http://schemas.microsoft.com/office/word/2015/wordml/symex" xmlns:wpg="http://schemas.microsoft.com/office/word/2010/wordprocessingGroup" xmlns:wpi="http://schemas.microsoft.com/office/word/2010/wordprocessingInk" xmlns:wne="http://schemas.microsoft.com/office/word/2006/wordml" xmlns:wps="http://schemas.microsoft.com/office/word/2010/wordprocessingShape" mc:Ignorable="w14 w15 w16se w16cid w16 w16cex w16sdtdh w16sdtfl w16du wp14">
+<w:ftr xmlns:wpc="http://schemas.microsoft.com/office/word/2010/wordprocessingCanvas" xmlns:cx="http://schemas.microsoft.com/office/drawing/2014/chartex" xmlns:cx1="http://schemas.microsoft.com/office/drawing/2015/9/8/chartex" xmlns:cx2="http://schemas.microsoft.com/office/drawing/2015/10/21/chartex" xmlns:cx3="http://schemas.microsoft.com/office/drawing/2016/5/9/chartex" xmlns:cx4="http://schemas.microsoft.com/office/drawing/2016/5/10/chartex" xmlns:cx5="http://schemas.microsoft.com/office/drawing/2016/5/11/chartex" xmlns:cx6="http://schemas.microsoft.com/office/drawing/2016/5/12/chartex" xmlns:cx7="http://schemas.microsoft.com/office/drawing/2016/5/13/chartex" xmlns:cx8="http://schemas.microsoft.com/office/drawing/2016/5/14/chartex" xmlns:mc="http://schemas.openxmlformats.org/markup-compatibility/2006" xmlns:aink="http://schemas.microsoft.com/office/drawing/2016/ink" xmlns:am3d="http://schemas.microsoft.com/office/drawing/2017/model3d" xmlns:o="urn:schemas-microsoft-com:office:office" xmlns:oel="http://schemas.microsoft.com/office/2019/extlst" xmlns:r="http://schemas.openxmlformats.org/officeDocument/2006/relationships" xmlns:m="http://schemas.openxmlformats.org/officeDocument/2006/math" xmlns:v="urn:schemas-microsoft-com:vml" xmlns:wp14="http://schemas.microsoft.com/office/word/2010/wordprocessingDrawing" xmlns:wp="http://schemas.openxmlformats.org/drawingml/2006/wordprocessingDrawing" xmlns:w10="urn:schemas-microsoft-com:office:word" xmlns:w="http://schemas.openxmlformats.org/wordprocessingml/2006/main" xmlns:w14="http://schemas.microsoft.com/office/word/2010/wordml" xmlns:w15="http://schemas.microsoft.com/office/word/2012/wordml" xmlns:w16cex="http://schemas.microsoft.com/office/word/2018/wordml/cex" xmlns:w16cid="http://schemas.microsoft.com/office/word/2016/wordml/cid" xmlns:w16="http://schemas.microsoft.com/office/word/2018/wordml" xmlns:w16sdtdh="http://schemas.microsoft.com/office/word/2020/wordml/sdtdatahash" xmlns:w16se="http://schemas.microsoft.com/office/word/2015/wordml/symex" xmlns:wpg="http://schemas.microsoft.com/office/word/2010/wordprocessingGroup" xmlns:wpi="http://schemas.microsoft.com/office/word/2010/wordprocessingInk" xmlns:wne="http://schemas.microsoft.com/office/word/2006/wordml" xmlns:wps="http://schemas.microsoft.com/office/word/2010/wordprocessingShape" mc:Ignorable="w14 w15 w16se w16cid w16 w16cex w16sdtdh wp14">
   <w:sdt>
     <w:sdtPr>
       <w:id w:val="1946815975"/>
@@ -1686,6 +1814,7 @@
         <w:docPartUnique/>
       </w:docPartObj>
     </w:sdtPr>
+    <w:sdtEndPr/>
     <w:sdtContent>
       <w:p>
         <w:pPr>
@@ -1722,7 +1851,7 @@
 </file>
 
 <file path=word/footnotes.xml><?xml version="1.0" encoding="utf-8"?>
-<w:footnotes xmlns:wpc="http://schemas.microsoft.com/office/word/2010/wordprocessingCanvas" xmlns:cx="http://schemas.microsoft.com/office/drawing/2014/chartex" xmlns:cx1="http://schemas.microsoft.com/office/drawing/2015/9/8/chartex" xmlns:cx2="http://schemas.microsoft.com/office/drawing/2015/10/21/chartex" xmlns:cx3="http://schemas.microsoft.com/office/drawing/2016/5/9/chartex" xmlns:cx4="http://schemas.microsoft.com/office/drawing/2016/5/10/chartex" xmlns:cx5="http://schemas.microsoft.com/office/drawing/2016/5/11/chartex" xmlns:cx6="http://schemas.microsoft.com/office/drawing/2016/5/12/chartex" xmlns:cx7="http://schemas.microsoft.com/office/drawing/2016/5/13/chartex" xmlns:cx8="http://schemas.microsoft.com/office/drawing/2016/5/14/chartex" xmlns:mc="http://schemas.openxmlformats.org/markup-compatibility/2006" xmlns:aink="http://schemas.microsoft.com/office/drawing/2016/ink" xmlns:am3d="http://schemas.microsoft.com/office/drawing/2017/model3d" xmlns:o="urn:schemas-microsoft-com:office:office" xmlns:oel="http://schemas.microsoft.com/office/2019/extlst" xmlns:r="http://schemas.openxmlformats.org/officeDocument/2006/relationships" xmlns:m="http://schemas.openxmlformats.org/officeDocument/2006/math" xmlns:v="urn:schemas-microsoft-com:vml" xmlns:wp14="http://schemas.microsoft.com/office/word/2010/wordprocessingDrawing" xmlns:wp="http://schemas.openxmlformats.org/drawingml/2006/wordprocessingDrawing" xmlns:w10="urn:schemas-microsoft-com:office:word" xmlns:w="http://schemas.openxmlformats.org/wordprocessingml/2006/main" xmlns:w14="http://schemas.microsoft.com/office/word/2010/wordml" xmlns:w15="http://schemas.microsoft.com/office/word/2012/wordml" xmlns:w16cex="http://schemas.microsoft.com/office/word/2018/wordml/cex" xmlns:w16cid="http://schemas.microsoft.com/office/word/2016/wordml/cid" xmlns:w16="http://schemas.microsoft.com/office/word/2018/wordml" xmlns:w16du="http://schemas.microsoft.com/office/word/2023/wordml/word16du" xmlns:w16sdtdh="http://schemas.microsoft.com/office/word/2020/wordml/sdtdatahash" xmlns:w16sdtfl="http://schemas.microsoft.com/office/word/2024/wordml/sdtformatlock" xmlns:w16se="http://schemas.microsoft.com/office/word/2015/wordml/symex" xmlns:wpg="http://schemas.microsoft.com/office/word/2010/wordprocessingGroup" xmlns:wpi="http://schemas.microsoft.com/office/word/2010/wordprocessingInk" xmlns:wne="http://schemas.microsoft.com/office/word/2006/wordml" xmlns:wps="http://schemas.microsoft.com/office/word/2010/wordprocessingShape" mc:Ignorable="w14 w15 w16se w16cid w16 w16cex w16sdtdh w16sdtfl w16du wp14">
+<w:footnotes xmlns:wpc="http://schemas.microsoft.com/office/word/2010/wordprocessingCanvas" xmlns:cx="http://schemas.microsoft.com/office/drawing/2014/chartex" xmlns:cx1="http://schemas.microsoft.com/office/drawing/2015/9/8/chartex" xmlns:cx2="http://schemas.microsoft.com/office/drawing/2015/10/21/chartex" xmlns:cx3="http://schemas.microsoft.com/office/drawing/2016/5/9/chartex" xmlns:cx4="http://schemas.microsoft.com/office/drawing/2016/5/10/chartex" xmlns:cx5="http://schemas.microsoft.com/office/drawing/2016/5/11/chartex" xmlns:cx6="http://schemas.microsoft.com/office/drawing/2016/5/12/chartex" xmlns:cx7="http://schemas.microsoft.com/office/drawing/2016/5/13/chartex" xmlns:cx8="http://schemas.microsoft.com/office/drawing/2016/5/14/chartex" xmlns:mc="http://schemas.openxmlformats.org/markup-compatibility/2006" xmlns:aink="http://schemas.microsoft.com/office/drawing/2016/ink" xmlns:am3d="http://schemas.microsoft.com/office/drawing/2017/model3d" xmlns:o="urn:schemas-microsoft-com:office:office" xmlns:oel="http://schemas.microsoft.com/office/2019/extlst" xmlns:r="http://schemas.openxmlformats.org/officeDocument/2006/relationships" xmlns:m="http://schemas.openxmlformats.org/officeDocument/2006/math" xmlns:v="urn:schemas-microsoft-com:vml" xmlns:wp14="http://schemas.microsoft.com/office/word/2010/wordprocessingDrawing" xmlns:wp="http://schemas.openxmlformats.org/drawingml/2006/wordprocessingDrawing" xmlns:w10="urn:schemas-microsoft-com:office:word" xmlns:w="http://schemas.openxmlformats.org/wordprocessingml/2006/main" xmlns:w14="http://schemas.microsoft.com/office/word/2010/wordml" xmlns:w15="http://schemas.microsoft.com/office/word/2012/wordml" xmlns:w16cex="http://schemas.microsoft.com/office/word/2018/wordml/cex" xmlns:w16cid="http://schemas.microsoft.com/office/word/2016/wordml/cid" xmlns:w16="http://schemas.microsoft.com/office/word/2018/wordml" xmlns:w16sdtdh="http://schemas.microsoft.com/office/word/2020/wordml/sdtdatahash" xmlns:w16se="http://schemas.microsoft.com/office/word/2015/wordml/symex" xmlns:wpg="http://schemas.microsoft.com/office/word/2010/wordprocessingGroup" xmlns:wpi="http://schemas.microsoft.com/office/word/2010/wordprocessingInk" xmlns:wne="http://schemas.microsoft.com/office/word/2006/wordml" xmlns:wps="http://schemas.microsoft.com/office/word/2010/wordprocessingShape" mc:Ignorable="w14 w15 w16se w16cid w16 w16cex w16sdtdh wp14">
   <w:footnote w:type="separator" w:id="-1">
     <w:p>
       <w:pPr>
@@ -1747,7 +1876,7 @@
 </file>
 
 <file path=word/header1.xml><?xml version="1.0" encoding="utf-8"?>
-<w:hdr xmlns:wpc="http://schemas.microsoft.com/office/word/2010/wordprocessingCanvas" xmlns:cx="http://schemas.microsoft.com/office/drawing/2014/chartex" xmlns:cx1="http://schemas.microsoft.com/office/drawing/2015/9/8/chartex" xmlns:cx2="http://schemas.microsoft.com/office/drawing/2015/10/21/chartex" xmlns:cx3="http://schemas.microsoft.com/office/drawing/2016/5/9/chartex" xmlns:cx4="http://schemas.microsoft.com/office/drawing/2016/5/10/chartex" xmlns:cx5="http://schemas.microsoft.com/office/drawing/2016/5/11/chartex" xmlns:cx6="http://schemas.microsoft.com/office/drawing/2016/5/12/chartex" xmlns:cx7="http://schemas.microsoft.com/office/drawing/2016/5/13/chartex" xmlns:cx8="http://schemas.microsoft.com/office/drawing/2016/5/14/chartex" xmlns:mc="http://schemas.openxmlformats.org/markup-compatibility/2006" xmlns:aink="http://schemas.microsoft.com/office/drawing/2016/ink" xmlns:am3d="http://schemas.microsoft.com/office/drawing/2017/model3d" xmlns:o="urn:schemas-microsoft-com:office:office" xmlns:oel="http://schemas.microsoft.com/office/2019/extlst" xmlns:r="http://schemas.openxmlformats.org/officeDocument/2006/relationships" xmlns:m="http://schemas.openxmlformats.org/officeDocument/2006/math" xmlns:v="urn:schemas-microsoft-com:vml" xmlns:wp14="http://schemas.microsoft.com/office/word/2010/wordprocessingDrawing" xmlns:wp="http://schemas.openxmlformats.org/drawingml/2006/wordprocessingDrawing" xmlns:w10="urn:schemas-microsoft-com:office:word" xmlns:w="http://schemas.openxmlformats.org/wordprocessingml/2006/main" xmlns:w14="http://schemas.microsoft.com/office/word/2010/wordml" xmlns:w15="http://schemas.microsoft.com/office/word/2012/wordml" xmlns:w16cex="http://schemas.microsoft.com/office/word/2018/wordml/cex" xmlns:w16cid="http://schemas.microsoft.com/office/word/2016/wordml/cid" xmlns:w16="http://schemas.microsoft.com/office/word/2018/wordml" xmlns:w16du="http://schemas.microsoft.com/office/word/2023/wordml/word16du" xmlns:w16sdtdh="http://schemas.microsoft.com/office/word/2020/wordml/sdtdatahash" xmlns:w16sdtfl="http://schemas.microsoft.com/office/word/2024/wordml/sdtformatlock" xmlns:w16se="http://schemas.microsoft.com/office/word/2015/wordml/symex" xmlns:wpg="http://schemas.microsoft.com/office/word/2010/wordprocessingGroup" xmlns:wpi="http://schemas.microsoft.com/office/word/2010/wordprocessingInk" xmlns:wne="http://schemas.microsoft.com/office/word/2006/wordml" xmlns:wps="http://schemas.microsoft.com/office/word/2010/wordprocessingShape" mc:Ignorable="w14 w15 w16se w16cid w16 w16cex w16sdtdh w16sdtfl w16du wp14">
+<w:hdr xmlns:wpc="http://schemas.microsoft.com/office/word/2010/wordprocessingCanvas" xmlns:cx="http://schemas.microsoft.com/office/drawing/2014/chartex" xmlns:cx1="http://schemas.microsoft.com/office/drawing/2015/9/8/chartex" xmlns:cx2="http://schemas.microsoft.com/office/drawing/2015/10/21/chartex" xmlns:cx3="http://schemas.microsoft.com/office/drawing/2016/5/9/chartex" xmlns:cx4="http://schemas.microsoft.com/office/drawing/2016/5/10/chartex" xmlns:cx5="http://schemas.microsoft.com/office/drawing/2016/5/11/chartex" xmlns:cx6="http://schemas.microsoft.com/office/drawing/2016/5/12/chartex" xmlns:cx7="http://schemas.microsoft.com/office/drawing/2016/5/13/chartex" xmlns:cx8="http://schemas.microsoft.com/office/drawing/2016/5/14/chartex" xmlns:mc="http://schemas.openxmlformats.org/markup-compatibility/2006" xmlns:aink="http://schemas.microsoft.com/office/drawing/2016/ink" xmlns:am3d="http://schemas.microsoft.com/office/drawing/2017/model3d" xmlns:o="urn:schemas-microsoft-com:office:office" xmlns:oel="http://schemas.microsoft.com/office/2019/extlst" xmlns:r="http://schemas.openxmlformats.org/officeDocument/2006/relationships" xmlns:m="http://schemas.openxmlformats.org/officeDocument/2006/math" xmlns:v="urn:schemas-microsoft-com:vml" xmlns:wp14="http://schemas.microsoft.com/office/word/2010/wordprocessingDrawing" xmlns:wp="http://schemas.openxmlformats.org/drawingml/2006/wordprocessingDrawing" xmlns:w10="urn:schemas-microsoft-com:office:word" xmlns:w="http://schemas.openxmlformats.org/wordprocessingml/2006/main" xmlns:w14="http://schemas.microsoft.com/office/word/2010/wordml" xmlns:w15="http://schemas.microsoft.com/office/word/2012/wordml" xmlns:w16cex="http://schemas.microsoft.com/office/word/2018/wordml/cex" xmlns:w16cid="http://schemas.microsoft.com/office/word/2016/wordml/cid" xmlns:w16="http://schemas.microsoft.com/office/word/2018/wordml" xmlns:w16sdtdh="http://schemas.microsoft.com/office/word/2020/wordml/sdtdatahash" xmlns:w16se="http://schemas.microsoft.com/office/word/2015/wordml/symex" xmlns:wpg="http://schemas.microsoft.com/office/word/2010/wordprocessingGroup" xmlns:wpi="http://schemas.microsoft.com/office/word/2010/wordprocessingInk" xmlns:wne="http://schemas.microsoft.com/office/word/2006/wordml" xmlns:wps="http://schemas.microsoft.com/office/word/2010/wordprocessingShape" mc:Ignorable="w14 w15 w16se w16cid w16 w16cex w16sdtdh wp14">
   <w:p>
     <w:pPr>
       <w:pStyle w:val="Encabezado"/>
@@ -1793,7 +1922,7 @@
 </file>
 
 <file path=word/numbering.xml><?xml version="1.0" encoding="utf-8"?>
-<w:numbering xmlns:wpc="http://schemas.microsoft.com/office/word/2010/wordprocessingCanvas" xmlns:cx="http://schemas.microsoft.com/office/drawing/2014/chartex" xmlns:cx1="http://schemas.microsoft.com/office/drawing/2015/9/8/chartex" xmlns:cx2="http://schemas.microsoft.com/office/drawing/2015/10/21/chartex" xmlns:cx3="http://schemas.microsoft.com/office/drawing/2016/5/9/chartex" xmlns:cx4="http://schemas.microsoft.com/office/drawing/2016/5/10/chartex" xmlns:cx5="http://schemas.microsoft.com/office/drawing/2016/5/11/chartex" xmlns:cx6="http://schemas.microsoft.com/office/drawing/2016/5/12/chartex" xmlns:cx7="http://schemas.microsoft.com/office/drawing/2016/5/13/chartex" xmlns:cx8="http://schemas.microsoft.com/office/drawing/2016/5/14/chartex" xmlns:mc="http://schemas.openxmlformats.org/markup-compatibility/2006" xmlns:aink="http://schemas.microsoft.com/office/drawing/2016/ink" xmlns:am3d="http://schemas.microsoft.com/office/drawing/2017/model3d" xmlns:o="urn:schemas-microsoft-com:office:office" xmlns:oel="http://schemas.microsoft.com/office/2019/extlst" xmlns:r="http://schemas.openxmlformats.org/officeDocument/2006/relationships" xmlns:m="http://schemas.openxmlformats.org/officeDocument/2006/math" xmlns:v="urn:schemas-microsoft-com:vml" xmlns:wp14="http://schemas.microsoft.com/office/word/2010/wordprocessingDrawing" xmlns:wp="http://schemas.openxmlformats.org/drawingml/2006/wordprocessingDrawing" xmlns:w10="urn:schemas-microsoft-com:office:word" xmlns:w="http://schemas.openxmlformats.org/wordprocessingml/2006/main" xmlns:w14="http://schemas.microsoft.com/office/word/2010/wordml" xmlns:w15="http://schemas.microsoft.com/office/word/2012/wordml" xmlns:w16cex="http://schemas.microsoft.com/office/word/2018/wordml/cex" xmlns:w16cid="http://schemas.microsoft.com/office/word/2016/wordml/cid" xmlns:w16="http://schemas.microsoft.com/office/word/2018/wordml" xmlns:w16du="http://schemas.microsoft.com/office/word/2023/wordml/word16du" xmlns:w16sdtdh="http://schemas.microsoft.com/office/word/2020/wordml/sdtdatahash" xmlns:w16sdtfl="http://schemas.microsoft.com/office/word/2024/wordml/sdtformatlock" xmlns:w16se="http://schemas.microsoft.com/office/word/2015/wordml/symex" xmlns:wpg="http://schemas.microsoft.com/office/word/2010/wordprocessingGroup" xmlns:wpi="http://schemas.microsoft.com/office/word/2010/wordprocessingInk" xmlns:wne="http://schemas.microsoft.com/office/word/2006/wordml" xmlns:wps="http://schemas.microsoft.com/office/word/2010/wordprocessingShape" mc:Ignorable="w14 w15 w16se w16cid w16 w16cex w16sdtdh w16sdtfl w16du wp14">
+<w:numbering xmlns:wpc="http://schemas.microsoft.com/office/word/2010/wordprocessingCanvas" xmlns:cx="http://schemas.microsoft.com/office/drawing/2014/chartex" xmlns:cx1="http://schemas.microsoft.com/office/drawing/2015/9/8/chartex" xmlns:cx2="http://schemas.microsoft.com/office/drawing/2015/10/21/chartex" xmlns:cx3="http://schemas.microsoft.com/office/drawing/2016/5/9/chartex" xmlns:cx4="http://schemas.microsoft.com/office/drawing/2016/5/10/chartex" xmlns:cx5="http://schemas.microsoft.com/office/drawing/2016/5/11/chartex" xmlns:cx6="http://schemas.microsoft.com/office/drawing/2016/5/12/chartex" xmlns:cx7="http://schemas.microsoft.com/office/drawing/2016/5/13/chartex" xmlns:cx8="http://schemas.microsoft.com/office/drawing/2016/5/14/chartex" xmlns:mc="http://schemas.openxmlformats.org/markup-compatibility/2006" xmlns:aink="http://schemas.microsoft.com/office/drawing/2016/ink" xmlns:am3d="http://schemas.microsoft.com/office/drawing/2017/model3d" xmlns:o="urn:schemas-microsoft-com:office:office" xmlns:oel="http://schemas.microsoft.com/office/2019/extlst" xmlns:r="http://schemas.openxmlformats.org/officeDocument/2006/relationships" xmlns:m="http://schemas.openxmlformats.org/officeDocument/2006/math" xmlns:v="urn:schemas-microsoft-com:vml" xmlns:wp14="http://schemas.microsoft.com/office/word/2010/wordprocessingDrawing" xmlns:wp="http://schemas.openxmlformats.org/drawingml/2006/wordprocessingDrawing" xmlns:w10="urn:schemas-microsoft-com:office:word" xmlns:w="http://schemas.openxmlformats.org/wordprocessingml/2006/main" xmlns:w14="http://schemas.microsoft.com/office/word/2010/wordml" xmlns:w15="http://schemas.microsoft.com/office/word/2012/wordml" xmlns:w16cex="http://schemas.microsoft.com/office/word/2018/wordml/cex" xmlns:w16cid="http://schemas.microsoft.com/office/word/2016/wordml/cid" xmlns:w16="http://schemas.microsoft.com/office/word/2018/wordml" xmlns:w16sdtdh="http://schemas.microsoft.com/office/word/2020/wordml/sdtdatahash" xmlns:w16se="http://schemas.microsoft.com/office/word/2015/wordml/symex" xmlns:wpg="http://schemas.microsoft.com/office/word/2010/wordprocessingGroup" xmlns:wpi="http://schemas.microsoft.com/office/word/2010/wordprocessingInk" xmlns:wne="http://schemas.microsoft.com/office/word/2006/wordml" xmlns:wps="http://schemas.microsoft.com/office/word/2010/wordprocessingShape" mc:Ignorable="w14 w15 w16se w16cid w16 w16cex w16sdtdh wp14">
   <w:abstractNum w:abstractNumId="0" w15:restartNumberingAfterBreak="0">
     <w:nsid w:val="0240713A"/>
     <w:multiLevelType w:val="multilevel"/>
@@ -3666,7 +3795,7 @@
 </file>
 
 <file path=word/styles.xml><?xml version="1.0" encoding="utf-8"?>
-<w:styles xmlns:mc="http://schemas.openxmlformats.org/markup-compatibility/2006" xmlns:r="http://schemas.openxmlformats.org/officeDocument/2006/relationships" xmlns:w="http://schemas.openxmlformats.org/wordprocessingml/2006/main" xmlns:w14="http://schemas.microsoft.com/office/word/2010/wordml" xmlns:w15="http://schemas.microsoft.com/office/word/2012/wordml" xmlns:w16cex="http://schemas.microsoft.com/office/word/2018/wordml/cex" xmlns:w16cid="http://schemas.microsoft.com/office/word/2016/wordml/cid" xmlns:w16="http://schemas.microsoft.com/office/word/2018/wordml" xmlns:w16du="http://schemas.microsoft.com/office/word/2023/wordml/word16du" xmlns:w16sdtdh="http://schemas.microsoft.com/office/word/2020/wordml/sdtdatahash" xmlns:w16sdtfl="http://schemas.microsoft.com/office/word/2024/wordml/sdtformatlock" xmlns:w16se="http://schemas.microsoft.com/office/word/2015/wordml/symex" mc:Ignorable="w14 w15 w16se w16cid w16 w16cex w16sdtdh w16sdtfl w16du">
+<w:styles xmlns:mc="http://schemas.openxmlformats.org/markup-compatibility/2006" xmlns:r="http://schemas.openxmlformats.org/officeDocument/2006/relationships" xmlns:w="http://schemas.openxmlformats.org/wordprocessingml/2006/main" xmlns:w14="http://schemas.microsoft.com/office/word/2010/wordml" xmlns:w15="http://schemas.microsoft.com/office/word/2012/wordml" xmlns:w16cex="http://schemas.microsoft.com/office/word/2018/wordml/cex" xmlns:w16cid="http://schemas.microsoft.com/office/word/2016/wordml/cid" xmlns:w16="http://schemas.microsoft.com/office/word/2018/wordml" xmlns:w16sdtdh="http://schemas.microsoft.com/office/word/2020/wordml/sdtdatahash" xmlns:w16se="http://schemas.microsoft.com/office/word/2015/wordml/symex" mc:Ignorable="w14 w15 w16se w16cid w16 w16cex w16sdtdh">
   <w:docDefaults>
     <w:rPrDefault>
       <w:rPr>

--- a/reports/Chartering Report.docx
+++ b/reports/Chartering Report.docx
@@ -324,6 +324,17 @@
             <w:pPr>
               <w:jc w:val="center"/>
             </w:pPr>
+            <w:r>
+              <w:t>Rodríguez Pérez,</w:t>
+            </w:r>
+          </w:p>
+          <w:p>
+            <w:pPr>
+              <w:jc w:val="center"/>
+            </w:pPr>
+            <w:r>
+              <w:t>Santiago</w:t>
+            </w:r>
           </w:p>
         </w:tc>
         <w:tc>
@@ -334,6 +345,9 @@
             <w:pPr>
               <w:jc w:val="center"/>
             </w:pPr>
+            <w:r>
+              <w:t>Developer</w:t>
+            </w:r>
           </w:p>
         </w:tc>
         <w:tc>
@@ -344,6 +358,9 @@
             <w:pPr>
               <w:jc w:val="center"/>
             </w:pPr>
+            <w:r>
+              <w:t>sanrodper@alum.us.es</w:t>
+            </w:r>
           </w:p>
         </w:tc>
         <w:tc>
@@ -354,6 +371,9 @@
             <w:pPr>
               <w:jc w:val="center"/>
             </w:pPr>
+            <w:r>
+              <w:t>VVM0744</w:t>
+            </w:r>
           </w:p>
         </w:tc>
       </w:tr>
@@ -1227,13 +1247,13 @@
           <w:lang w:val="es-ES"/>
         </w:rPr>
         <w:drawing>
-          <wp:anchor distT="0" distB="0" distL="114300" distR="114300" simplePos="0" relativeHeight="251658240" behindDoc="0" locked="0" layoutInCell="1" allowOverlap="1" wp14:anchorId="673CF76B" wp14:editId="5CF95382">
+          <wp:anchor distT="0" distB="0" distL="114300" distR="114300" simplePos="0" relativeHeight="251658240" behindDoc="0" locked="0" layoutInCell="1" allowOverlap="1" wp14:anchorId="673CF76B" wp14:editId="6D5B8E89">
             <wp:simplePos x="0" y="0"/>
             <wp:positionH relativeFrom="column">
-              <wp:posOffset>4272915</wp:posOffset>
+              <wp:posOffset>4265295</wp:posOffset>
             </wp:positionH>
             <wp:positionV relativeFrom="paragraph">
-              <wp:posOffset>234315</wp:posOffset>
+              <wp:posOffset>59055</wp:posOffset>
             </wp:positionV>
             <wp:extent cx="1292225" cy="892175"/>
             <wp:effectExtent l="0" t="0" r="3175" b="3175"/>
@@ -1331,13 +1351,13 @@
           <w:lang w:val="es-ES"/>
         </w:rPr>
         <w:drawing>
-          <wp:anchor distT="0" distB="0" distL="114300" distR="114300" simplePos="0" relativeHeight="251659264" behindDoc="0" locked="0" layoutInCell="1" allowOverlap="1" wp14:anchorId="78230EB4" wp14:editId="0C9C7076">
+          <wp:anchor distT="0" distB="0" distL="114300" distR="114300" simplePos="0" relativeHeight="251659264" behindDoc="0" locked="0" layoutInCell="1" allowOverlap="1" wp14:anchorId="78230EB4" wp14:editId="60D87E17">
             <wp:simplePos x="0" y="0"/>
             <wp:positionH relativeFrom="column">
-              <wp:posOffset>4291965</wp:posOffset>
+              <wp:posOffset>4276725</wp:posOffset>
             </wp:positionH>
             <wp:positionV relativeFrom="paragraph">
-              <wp:posOffset>146685</wp:posOffset>
+              <wp:posOffset>9525</wp:posOffset>
             </wp:positionV>
             <wp:extent cx="1211580" cy="814070"/>
             <wp:effectExtent l="0" t="0" r="7620" b="5080"/>
@@ -1426,6 +1446,68 @@
           <w:lang w:val="es-ES"/>
         </w:rPr>
       </w:pPr>
+      <w:r>
+        <w:rPr>
+          <w:lang w:val="es-ES"/>
+        </w:rPr>
+        <w:drawing>
+          <wp:anchor distT="0" distB="0" distL="114300" distR="114300" simplePos="0" relativeHeight="251661312" behindDoc="1" locked="0" layoutInCell="1" allowOverlap="1" wp14:anchorId="485602BE" wp14:editId="2EE8090B">
+            <wp:simplePos x="0" y="0"/>
+            <wp:positionH relativeFrom="margin">
+              <wp:posOffset>4124325</wp:posOffset>
+            </wp:positionH>
+            <wp:positionV relativeFrom="paragraph">
+              <wp:posOffset>59690</wp:posOffset>
+            </wp:positionV>
+            <wp:extent cx="1348740" cy="753110"/>
+            <wp:effectExtent l="0" t="0" r="3810" b="8890"/>
+            <wp:wrapTight wrapText="bothSides">
+              <wp:wrapPolygon edited="0">
+                <wp:start x="0" y="0"/>
+                <wp:lineTo x="0" y="21309"/>
+                <wp:lineTo x="21356" y="21309"/>
+                <wp:lineTo x="21356" y="0"/>
+                <wp:lineTo x="0" y="0"/>
+              </wp:wrapPolygon>
+            </wp:wrapTight>
+            <wp:docPr id="324399961" name="Imagen 1"/>
+            <wp:cNvGraphicFramePr>
+              <a:graphicFrameLocks xmlns:a="http://schemas.openxmlformats.org/drawingml/2006/main" noChangeAspect="1"/>
+            </wp:cNvGraphicFramePr>
+            <a:graphic xmlns:a="http://schemas.openxmlformats.org/drawingml/2006/main">
+              <a:graphicData uri="http://schemas.openxmlformats.org/drawingml/2006/picture">
+                <pic:pic xmlns:pic="http://schemas.openxmlformats.org/drawingml/2006/picture">
+                  <pic:nvPicPr>
+                    <pic:cNvPr id="324399961" name=""/>
+                    <pic:cNvPicPr/>
+                  </pic:nvPicPr>
+                  <pic:blipFill>
+                    <a:blip r:embed="rId10"/>
+                    <a:stretch>
+                      <a:fillRect/>
+                    </a:stretch>
+                  </pic:blipFill>
+                  <pic:spPr>
+                    <a:xfrm>
+                      <a:off x="0" y="0"/>
+                      <a:ext cx="1348740" cy="753110"/>
+                    </a:xfrm>
+                    <a:prstGeom prst="rect">
+                      <a:avLst/>
+                    </a:prstGeom>
+                  </pic:spPr>
+                </pic:pic>
+              </a:graphicData>
+            </a:graphic>
+            <wp14:sizeRelH relativeFrom="margin">
+              <wp14:pctWidth>0</wp14:pctWidth>
+            </wp14:sizeRelH>
+            <wp14:sizeRelV relativeFrom="margin">
+              <wp14:pctHeight>0</wp14:pctHeight>
+            </wp14:sizeRelV>
+          </wp:anchor>
+        </w:drawing>
+      </w:r>
     </w:p>
     <w:p>
       <w:pPr>
@@ -1437,14 +1519,20 @@
           <w:lang w:val="es-ES"/>
         </w:rPr>
       </w:pPr>
-    </w:p>
-    <w:p>
-      <w:pPr>
-        <w:ind w:left="720"/>
+      <w:proofErr w:type="spellStart"/>
+      <w:r>
         <w:rPr>
           <w:lang w:val="es-ES"/>
         </w:rPr>
-      </w:pPr>
+        <w:t>Rodriguez</w:t>
+      </w:r>
+      <w:proofErr w:type="spellEnd"/>
+      <w:r>
+        <w:rPr>
+          <w:lang w:val="es-ES"/>
+        </w:rPr>
+        <w:t xml:space="preserve"> Pérez, Santiago</w:t>
+      </w:r>
     </w:p>
     <w:p>
       <w:pPr>
@@ -1530,8 +1618,8 @@
     </w:p>
     <w:p/>
     <w:sectPr>
-      <w:headerReference w:type="default" r:id="rId10"/>
-      <w:footerReference w:type="default" r:id="rId11"/>
+      <w:headerReference w:type="default" r:id="rId11"/>
+      <w:footerReference w:type="default" r:id="rId12"/>
       <w:pgSz w:w="11906" w:h="16838"/>
       <w:pgMar w:top="1417" w:right="1701" w:bottom="1417" w:left="1701" w:header="708" w:footer="708" w:gutter="0"/>
       <w:cols w:space="708"/>
@@ -4181,6 +4269,7 @@
   <w:style w:type="character" w:default="1" w:styleId="Fuentedeprrafopredeter">
     <w:name w:val="Default Paragraph Font"/>
     <w:uiPriority w:val="1"/>
+    <w:semiHidden/>
     <w:unhideWhenUsed/>
   </w:style>
   <w:style w:type="table" w:default="1" w:styleId="Tablanormal">

--- a/reports/Chartering Report.docx
+++ b/reports/Chartering Report.docx
@@ -33,6 +33,14 @@
     </w:p>
     <w:sdt>
       <w:sdtPr>
+        <w:rPr>
+          <w:rFonts w:asciiTheme="minorHAnsi" w:eastAsiaTheme="minorEastAsia" w:hAnsiTheme="minorHAnsi" w:cstheme="minorBidi"/>
+          <w:color w:val="auto"/>
+          <w:kern w:val="2"/>
+          <w:sz w:val="24"/>
+          <w:szCs w:val="24"/>
+          <w14:ligatures w14:val="standardContextual"/>
+        </w:rPr>
         <w:id w:val="1204370228"/>
         <w:docPartObj>
           <w:docPartGallery w:val="Table of Contents"/>
@@ -41,14 +49,8 @@
       </w:sdtPr>
       <w:sdtEndPr>
         <w:rPr>
-          <w:rFonts w:asciiTheme="minorHAnsi" w:eastAsiaTheme="minorEastAsia" w:hAnsiTheme="minorHAnsi" w:cstheme="minorBidi"/>
           <w:b/>
           <w:bCs/>
-          <w:color w:val="auto"/>
-          <w:kern w:val="2"/>
-          <w:sz w:val="24"/>
-          <w:szCs w:val="24"/>
-          <w14:ligatures w14:val="standardContextual"/>
         </w:rPr>
       </w:sdtEndPr>
       <w:sdtContent>
@@ -1920,11 +1922,6 @@
         <w:docPartUnique/>
       </w:docPartObj>
     </w:sdtPr>
-    <w:sdtEndPr>
-      <w:rPr>
-        <w:rStyle w:val="Nmerodepgina"/>
-      </w:rPr>
-    </w:sdtEndPr>
     <w:sdtContent>
       <w:p>
         <w:pPr>
@@ -1978,11 +1975,6 @@
         <w:docPartUnique/>
       </w:docPartObj>
     </w:sdtPr>
-    <w:sdtEndPr>
-      <w:rPr>
-        <w:rStyle w:val="Nmerodepgina"/>
-      </w:rPr>
-    </w:sdtEndPr>
     <w:sdtContent>
       <w:p>
         <w:pPr>
@@ -3681,6 +3673,7 @@
   <w:style w:type="character" w:default="1" w:styleId="Fuentedeprrafopredeter">
     <w:name w:val="Default Paragraph Font"/>
     <w:uiPriority w:val="1"/>
+    <w:semiHidden/>
     <w:unhideWhenUsed/>
   </w:style>
   <w:style w:type="table" w:default="1" w:styleId="Tablanormal">
